--- a/docs/legal/review-2026-06-16/revised-lolo-care-inc/Legal/DRAFTS/Board Governance/03-action-by-sole-incorporator-electing-directors.docx
+++ b/docs/legal/review-2026-06-16/revised-lolo-care-inc/Legal/DRAFTS/Board Governance/03-action-by-sole-incorporator-electing-directors.docx
@@ -5,29 +5,19 @@
     <w:p>
       <w:pPr>
         <w:pStyle w:val="Title"/>
-        <w:jc w:val="center"/>
       </w:pPr>
       <w:r>
-        <w:t>Action by Written Consent of Sole Incorporator</w:t>
+        <w:t>Superseded Draft - Do Not Sign</w:t>
       </w:r>
     </w:p>
     <w:p>
       <w:r>
-        <w:t>of</w:t>
-      </w:r>
-    </w:p>
-    <w:p>
-      <w:pPr>
-        <w:pStyle w:val="Title"/>
-        <w:jc w:val="center"/>
-      </w:pPr>
-      <w:r>
-        <w:t>LoLo Care Inc</w:t>
+        <w:t>Original document name: 03-action-by-sole-incorporator-electing-directors.docx</w:t>
       </w:r>
     </w:p>
     <w:p>
       <w:r>
-        <w:t>The undersigned, being the sole incorporator of LoLo Care Inc, a Delaware corporation (the "Company"), hereby adopts the following resolutions by written consent as of [DATE].</w:t>
+        <w:t>Company: Lolo Care, Inc.</w:t>
       </w:r>
     </w:p>
     <w:p>
@@ -35,102 +25,12 @@
         <w:pStyle w:val="Heading1"/>
       </w:pPr>
       <w:r>
-        <w:t>Election of Initial Directors</w:t>
+        <w:t>Reason This Draft Is Superseded</w:t>
       </w:r>
     </w:p>
     <w:p>
       <w:r>
-        <w:t>RESOLVED, that the following persons are hereby elected to serve as the initial directors of the Company until their successors are duly elected and qualified, or until their earlier death, resignation, removal, or disqualification:</w:t>
-      </w:r>
-    </w:p>
-    <w:tbl>
-      <w:tblPr>
-        <w:tblStyle w:val="TableGrid"/>
-        <w:tblW w:type="auto" w:w="0"/>
-        <w:tblLook w:firstColumn="1" w:firstRow="1" w:lastColumn="0" w:lastRow="0" w:noHBand="0" w:noVBand="1" w:val="04A0"/>
-      </w:tblPr>
-      <w:tblGrid>
-        <w:gridCol w:w="4896"/>
-        <w:gridCol w:w="4896"/>
-      </w:tblGrid>
-      <w:tr>
-        <w:tc>
-          <w:tcPr>
-            <w:tcW w:type="dxa" w:w="4896"/>
-          </w:tcPr>
-          <w:p>
-            <w:r>
-              <w:t>Director</w:t>
-            </w:r>
-          </w:p>
-        </w:tc>
-        <w:tc>
-          <w:tcPr>
-            <w:tcW w:type="dxa" w:w="4896"/>
-          </w:tcPr>
-          <w:p>
-            <w:r>
-              <w:t>Address</w:t>
-            </w:r>
-          </w:p>
-        </w:tc>
-      </w:tr>
-      <w:tr>
-        <w:tc>
-          <w:tcPr>
-            <w:tcW w:type="dxa" w:w="4896"/>
-          </w:tcPr>
-          <w:p>
-            <w:r>
-              <w:t>Charles Petrini Poli</w:t>
-            </w:r>
-          </w:p>
-        </w:tc>
-        <w:tc>
-          <w:tcPr>
-            <w:tcW w:type="dxa" w:w="4896"/>
-          </w:tcPr>
-          <w:p>
-            <w:r>
-              <w:t>[CHARLES ADDRESS]</w:t>
-            </w:r>
-          </w:p>
-        </w:tc>
-      </w:tr>
-      <w:tr>
-        <w:tc>
-          <w:tcPr>
-            <w:tcW w:type="dxa" w:w="4896"/>
-          </w:tcPr>
-          <w:p>
-            <w:r>
-              <w:t>Thibaud Peverelli</w:t>
-            </w:r>
-          </w:p>
-        </w:tc>
-        <w:tc>
-          <w:tcPr>
-            <w:tcW w:type="dxa" w:w="4896"/>
-          </w:tcPr>
-          <w:p>
-            <w:r>
-              <w:t>[THIBAUD ADDRESS]</w:t>
-            </w:r>
-          </w:p>
-        </w:tc>
-      </w:tr>
-    </w:tbl>
-    <w:p>
-      <w:pPr>
-        <w:pStyle w:val="Heading1"/>
-      </w:pPr>
-      <w:r>
-        <w:t>Delivery of Corporate Records</w:t>
-      </w:r>
-    </w:p>
-    <w:p>
-      <w:r>
-        <w:t>RESOLVED FURTHER, that the sole incorporator is authorized and directed to deliver the books, records, and organizational documents of the Company to the initial directors or to an officer designated by the initial directors.</w:t>
+        <w:t>The registered-agent incorporator resolutions dated June 21, 2026 already appointed Charles Petrini-Poli as President, Treasurer, Secretary, and Director and relinquished incorporator authority. Because that official signed resolution already performed the initial incorporator action, this older draft should not be signed.</w:t>
       </w:r>
     </w:p>
     <w:p>
@@ -138,12 +38,22 @@
         <w:pStyle w:val="Heading1"/>
       </w:pPr>
       <w:r>
-        <w:t>Resignation of Incorporator</w:t>
+        <w:t>Use These Records Instead</w:t>
       </w:r>
     </w:p>
     <w:p>
       <w:r>
-        <w:t>RESOLVED FURTHER, that, upon the effectiveness of this written consent, the sole incorporator's authority with respect to the Company shall cease, and the initial directors shall manage the business and affairs of the Company, subject to the Delaware General Corporation Law, the Company's certificate of incorporation, bylaws, and applicable agreements.</w:t>
+        <w:t>1. Filed Delaware Certificate of Incorporation dated June 15, 2026, file number 10661302.</w:t>
+      </w:r>
+    </w:p>
+    <w:p>
+      <w:r>
+        <w:t>2. Registered-agent incorporator initial resolutions dated June 21, 2026.</w:t>
+      </w:r>
+    </w:p>
+    <w:p>
+      <w:r>
+        <w:t>3. 03A-action-by-initial-sole-director-appointing-thibaud-and-officers.docx.</w:t>
       </w:r>
     </w:p>
     <w:p>
@@ -151,27 +61,12 @@
         <w:pStyle w:val="Heading1"/>
       </w:pPr>
       <w:r>
-        <w:t>Signature</w:t>
+        <w:t>Practical Effect</w:t>
       </w:r>
     </w:p>
     <w:p>
       <w:r>
-        <w:t>Executed as of the date first written above.</w:t>
-      </w:r>
-    </w:p>
-    <w:p>
-      <w:r>
-        <w:t>Sole Incorporator:</w:t>
-      </w:r>
-    </w:p>
-    <w:p>
-      <w:r>
-        <w:t>__________________________________</w:t>
-      </w:r>
-    </w:p>
-    <w:p>
-      <w:r>
-        <w:t>Name: [INCORPORATOR NAME]</w:t>
+        <w:t>Charles Petrini-Poli starts from the official registered-agent resolutions as the initial sole director/officer. Charles should sign the 03A bridge action to ratify/adopt the bylaws, fix the board at two, appoint Thibaud Peverelli as a director, and confirm Charles as CEO / President and Thibaud as Secretary / Treasurer.</w:t>
       </w:r>
     </w:p>
     <w:p>
@@ -179,17 +74,17 @@
         <w:pStyle w:val="Heading1"/>
       </w:pPr>
       <w:r>
-        <w:t>Drafting Note</w:t>
+        <w:t>Counsel Note</w:t>
       </w:r>
     </w:p>
     <w:p>
       <w:r>
-        <w:t>Use this document only if the certificate of incorporation did not name initial directors and the incorporator has not already elected directors. If initial directors were named in the certificate of incorporation or already elected, use the stockholder written consent and board consent instead.</w:t>
+        <w:t>Have Delaware counsel confirm the final governance chain before signature, especially the authority for the initial sole director action and whether stockholder ratification should be included after founder shares are issued.</w:t>
       </w:r>
     </w:p>
     <w:sectPr>
       <w:pgSz w:w="12240" w:h="15840"/>
-      <w:pgMar w:top="1080" w:right="1224" w:bottom="1080" w:left="1224" w:header="720" w:footer="720" w:gutter="0"/>
+      <w:pgMar w:top="1440" w:right="1800" w:bottom="1440" w:left="1800" w:header="720" w:footer="720" w:gutter="0"/>
       <w:cols w:space="720"/>
       <w:docGrid w:linePitch="360"/>
     </w:sectPr>
